--- a/phoebechar/track/transformation_module/Track_TransformationModule_Worksheet.docx
+++ b/phoebechar/track/transformation_module/Track_TransformationModule_Worksheet.docx
@@ -20,7 +20,7 @@
           <w:szCs w:val="26"/>
           <w:rtl w:val="0"/>
         </w:rPr>
-        <w:t xml:space="preserve">NCAA Division 1 Women’s Track: Using Transformations</w:t>
+        <w:t xml:space="preserve">NCAA D1 Women's Track: Fixing Non-Linear Data with a Log Transformation</w:t>
       </w:r>
     </w:p>
     <w:p>
@@ -120,7 +120,72 @@
           <w:szCs w:val="24"/>
           <w:rtl w:val="0"/>
         </w:rPr>
-        <w:t xml:space="preserve">Make a scatterplot using distance (Event) to predict speed</w:t>
+        <w:t xml:space="preserve">Define a model using distance (Event) to predict speed and interpret the R-squared for the model.</w:t>
+      </w:r>
+    </w:p>
+    <w:p>
+      <w:pPr>
+        <w:rPr>
+          <w:rFonts w:ascii="Calibri" w:cs="Calibri" w:eastAsia="Calibri" w:hAnsi="Calibri"/>
+          <w:sz w:val="24"/>
+          <w:szCs w:val="24"/>
+        </w:rPr>
+      </w:pPr>
+      <w:r>
+        <w:rPr>
+          <w:rtl w:val="0"/>
+        </w:rPr>
+      </w:r>
+    </w:p>
+    <w:p>
+      <w:pPr>
+        <w:rPr>
+          <w:rFonts w:ascii="Calibri" w:cs="Calibri" w:eastAsia="Calibri" w:hAnsi="Calibri"/>
+          <w:sz w:val="24"/>
+          <w:szCs w:val="24"/>
+        </w:rPr>
+      </w:pPr>
+      <w:r>
+        <w:rPr>
+          <w:rtl w:val="0"/>
+        </w:rPr>
+      </w:r>
+    </w:p>
+    <w:p>
+      <w:pPr>
+        <w:rPr>
+          <w:rFonts w:ascii="Calibri" w:cs="Calibri" w:eastAsia="Calibri" w:hAnsi="Calibri"/>
+          <w:sz w:val="24"/>
+          <w:szCs w:val="24"/>
+        </w:rPr>
+      </w:pPr>
+      <w:r>
+        <w:rPr>
+          <w:rtl w:val="0"/>
+        </w:rPr>
+      </w:r>
+    </w:p>
+    <w:p>
+      <w:pPr>
+        <w:numPr>
+          <w:ilvl w:val="0"/>
+          <w:numId w:val="1"/>
+        </w:numPr>
+        <w:ind w:left="720" w:hanging="360"/>
+        <w:rPr>
+          <w:rFonts w:ascii="Calibri" w:cs="Calibri" w:eastAsia="Calibri" w:hAnsi="Calibri"/>
+          <w:sz w:val="24"/>
+          <w:szCs w:val="24"/>
+        </w:rPr>
+      </w:pPr>
+      <w:r>
+        <w:rPr>
+          <w:rFonts w:ascii="Calibri" w:cs="Calibri" w:eastAsia="Calibri" w:hAnsi="Calibri"/>
+          <w:sz w:val="24"/>
+          <w:szCs w:val="24"/>
+          <w:rtl w:val="0"/>
+        </w:rPr>
+        <w:t xml:space="preserve">Make a scatterplot representing the model you defined.</w:t>
       </w:r>
     </w:p>
     <w:p>
@@ -347,6 +412,91 @@
     </w:p>
     <w:p>
       <w:pPr>
+        <w:spacing w:after="0" w:before="0" w:lineRule="auto"/>
+        <w:rPr>
+          <w:rFonts w:ascii="Calibri" w:cs="Calibri" w:eastAsia="Calibri" w:hAnsi="Calibri"/>
+          <w:sz w:val="24"/>
+          <w:szCs w:val="24"/>
+        </w:rPr>
+      </w:pPr>
+      <w:r>
+        <w:rPr>
+          <w:rtl w:val="0"/>
+        </w:rPr>
+      </w:r>
+    </w:p>
+    <w:p>
+      <w:pPr>
+        <w:numPr>
+          <w:ilvl w:val="0"/>
+          <w:numId w:val="1"/>
+        </w:numPr>
+        <w:spacing w:after="0" w:before="0" w:lineRule="auto"/>
+        <w:ind w:left="720" w:hanging="360"/>
+        <w:rPr>
+          <w:rFonts w:ascii="Calibri" w:cs="Calibri" w:eastAsia="Calibri" w:hAnsi="Calibri"/>
+          <w:sz w:val="24"/>
+          <w:szCs w:val="24"/>
+          <w:u w:val="none"/>
+        </w:rPr>
+      </w:pPr>
+      <w:r>
+        <w:rPr>
+          <w:rFonts w:ascii="Calibri" w:cs="Calibri" w:eastAsia="Calibri" w:hAnsi="Calibri"/>
+          <w:sz w:val="24"/>
+          <w:szCs w:val="24"/>
+          <w:rtl w:val="0"/>
+        </w:rPr>
+        <w:t xml:space="preserve">Interpret the R-squared for this model and compare it to the R-squared from question 1.</w:t>
+      </w:r>
+    </w:p>
+    <w:p>
+      <w:pPr>
+        <w:spacing w:after="0" w:before="0" w:lineRule="auto"/>
+        <w:rPr>
+          <w:rFonts w:ascii="Calibri" w:cs="Calibri" w:eastAsia="Calibri" w:hAnsi="Calibri"/>
+          <w:sz w:val="24"/>
+          <w:szCs w:val="24"/>
+        </w:rPr>
+      </w:pPr>
+      <w:r>
+        <w:rPr>
+          <w:rtl w:val="0"/>
+        </w:rPr>
+      </w:r>
+    </w:p>
+    <w:p>
+      <w:pPr>
+        <w:spacing w:after="0" w:before="0" w:lineRule="auto"/>
+        <w:rPr>
+          <w:rFonts w:ascii="Calibri" w:cs="Calibri" w:eastAsia="Calibri" w:hAnsi="Calibri"/>
+          <w:sz w:val="24"/>
+          <w:szCs w:val="24"/>
+        </w:rPr>
+      </w:pPr>
+      <w:r>
+        <w:rPr>
+          <w:rtl w:val="0"/>
+        </w:rPr>
+      </w:r>
+    </w:p>
+    <w:p>
+      <w:pPr>
+        <w:spacing w:after="0" w:before="0" w:lineRule="auto"/>
+        <w:rPr>
+          <w:rFonts w:ascii="Calibri" w:cs="Calibri" w:eastAsia="Calibri" w:hAnsi="Calibri"/>
+          <w:sz w:val="24"/>
+          <w:szCs w:val="24"/>
+        </w:rPr>
+      </w:pPr>
+      <w:r>
+        <w:rPr>
+          <w:rtl w:val="0"/>
+        </w:rPr>
+      </w:r>
+    </w:p>
+    <w:p>
+      <w:pPr>
         <w:numPr>
           <w:ilvl w:val="0"/>
           <w:numId w:val="1"/>
@@ -408,6 +558,24 @@
         <w:rPr>
           <w:rtl w:val="0"/>
         </w:rPr>
+      </w:r>
+    </w:p>
+    <w:p>
+      <w:pPr>
+        <w:rPr>
+          <w:rFonts w:ascii="Calibri" w:cs="Calibri" w:eastAsia="Calibri" w:hAnsi="Calibri"/>
+          <w:sz w:val="24"/>
+          <w:szCs w:val="24"/>
+        </w:rPr>
+      </w:pPr>
+      <w:r>
+        <w:rPr>
+          <w:rFonts w:ascii="Calibri" w:cs="Calibri" w:eastAsia="Calibri" w:hAnsi="Calibri"/>
+          <w:sz w:val="24"/>
+          <w:szCs w:val="24"/>
+          <w:rtl w:val="0"/>
+        </w:rPr>
+        <w:t xml:space="preserve">Look back at your scatterplots and notice that despite the increased appropriateness of the transformed model, the data still has some curvature. In the future, there may be another strategy to use with data like this that will result in a more accurate and appropriate model.</w:t>
       </w:r>
     </w:p>
     <w:sectPr>
@@ -422,24 +590,6 @@
 
 <file path=word/footer1.xml><?xml version="1.0" encoding="utf-8"?>
 <w:ftr xmlns:mc="http://schemas.openxmlformats.org/markup-compatibility/2006" xmlns:o="urn:schemas-microsoft-com:office:office" xmlns:r="http://schemas.openxmlformats.org/officeDocument/2006/relationships" xmlns:m="http://schemas.openxmlformats.org/officeDocument/2006/math" xmlns:v="urn:schemas-microsoft-com:vml" xmlns:wp="http://schemas.openxmlformats.org/drawingml/2006/wordprocessingDrawing" xmlns:w10="urn:schemas-microsoft-com:office:word" xmlns:w="http://schemas.openxmlformats.org/wordprocessingml/2006/main" xmlns:wne="http://schemas.microsoft.com/office/word/2006/wordml" xmlns:sl="http://schemas.openxmlformats.org/schemaLibrary/2006/main" xmlns:a="http://schemas.openxmlformats.org/drawingml/2006/main" xmlns:pic="http://schemas.openxmlformats.org/drawingml/2006/picture" xmlns:c="http://schemas.openxmlformats.org/drawingml/2006/chart" xmlns:lc="http://schemas.openxmlformats.org/drawingml/2006/lockedCanvas" xmlns:dgm="http://schemas.openxmlformats.org/drawingml/2006/diagram" xmlns:wps="http://schemas.microsoft.com/office/word/2010/wordprocessingShape" xmlns:wpg="http://schemas.microsoft.com/office/word/2010/wordprocessingGroup" xmlns:w14="http://schemas.microsoft.com/office/word/2010/wordml" xmlns:w15="http://schemas.microsoft.com/office/word/2012/wordml" xmlns:w16="http://schemas.microsoft.com/office/word/2018/wordml" xmlns:w16cex="http://schemas.microsoft.com/office/word/2018/wordml/cex" xmlns:w16cid="http://schemas.microsoft.com/office/word/2016/wordml/cid" xmlns="http://schemas.microsoft.com/office/tasks/2019/documenttasks" xmlns:cr="http://schemas.microsoft.com/office/comments/2020/reactions">
-  <w:p>
-    <w:pPr>
-      <w:rPr>
-        <w:rFonts w:ascii="Calibri" w:cs="Calibri" w:eastAsia="Calibri" w:hAnsi="Calibri"/>
-        <w:sz w:val="24"/>
-        <w:szCs w:val="24"/>
-      </w:rPr>
-    </w:pPr>
-    <w:r>
-      <w:rPr>
-        <w:rFonts w:ascii="Calibri" w:cs="Calibri" w:eastAsia="Calibri" w:hAnsi="Calibri"/>
-        <w:sz w:val="24"/>
-        <w:szCs w:val="24"/>
-        <w:rtl w:val="0"/>
-      </w:rPr>
-      <w:t xml:space="preserve">Look back at your scatterplot and notice that despite the increased appropriateness of a linear model, the data still has some curvature. In the future, there may be another strategy to use with data like this that will result in a more accurate and appropriate model.</w:t>
-    </w:r>
-  </w:p>
   <w:p>
     <w:pPr>
       <w:rPr/>

--- a/phoebechar/track/transformation_module/Track_TransformationModule_Worksheet.docx
+++ b/phoebechar/track/transformation_module/Track_TransformationModule_Worksheet.docx
@@ -452,37 +452,66 @@
     </w:p>
     <w:p>
       <w:pPr>
-        <w:spacing w:after="0" w:before="0" w:lineRule="auto"/>
-        <w:rPr>
-          <w:rFonts w:ascii="Calibri" w:cs="Calibri" w:eastAsia="Calibri" w:hAnsi="Calibri"/>
-          <w:sz w:val="24"/>
-          <w:szCs w:val="24"/>
-        </w:rPr>
-      </w:pPr>
-      <w:r>
-        <w:rPr>
-          <w:rtl w:val="0"/>
-        </w:rPr>
-      </w:r>
-    </w:p>
-    <w:p>
-      <w:pPr>
-        <w:spacing w:after="0" w:before="0" w:lineRule="auto"/>
-        <w:rPr>
-          <w:rFonts w:ascii="Calibri" w:cs="Calibri" w:eastAsia="Calibri" w:hAnsi="Calibri"/>
-          <w:sz w:val="24"/>
-          <w:szCs w:val="24"/>
-        </w:rPr>
-      </w:pPr>
-      <w:r>
-        <w:rPr>
-          <w:rtl w:val="0"/>
-        </w:rPr>
-      </w:r>
-    </w:p>
-    <w:p>
-      <w:pPr>
-        <w:spacing w:after="0" w:before="0" w:lineRule="auto"/>
+        <w:rPr>
+          <w:rFonts w:ascii="Calibri" w:cs="Calibri" w:eastAsia="Calibri" w:hAnsi="Calibri"/>
+          <w:sz w:val="24"/>
+          <w:szCs w:val="24"/>
+        </w:rPr>
+      </w:pPr>
+      <w:r>
+        <w:rPr>
+          <w:rtl w:val="0"/>
+        </w:rPr>
+      </w:r>
+    </w:p>
+    <w:p>
+      <w:pPr>
+        <w:rPr>
+          <w:rFonts w:ascii="Calibri" w:cs="Calibri" w:eastAsia="Calibri" w:hAnsi="Calibri"/>
+          <w:sz w:val="24"/>
+          <w:szCs w:val="24"/>
+        </w:rPr>
+      </w:pPr>
+      <w:r>
+        <w:rPr>
+          <w:rtl w:val="0"/>
+        </w:rPr>
+      </w:r>
+    </w:p>
+    <w:p>
+      <w:pPr>
+        <w:rPr>
+          <w:rFonts w:ascii="Calibri" w:cs="Calibri" w:eastAsia="Calibri" w:hAnsi="Calibri"/>
+          <w:sz w:val="24"/>
+          <w:szCs w:val="24"/>
+        </w:rPr>
+      </w:pPr>
+      <w:r>
+        <w:rPr>
+          <w:rtl w:val="0"/>
+        </w:rPr>
+      </w:r>
+    </w:p>
+    <w:p>
+      <w:pPr>
+        <w:rPr>
+          <w:rFonts w:ascii="Calibri" w:cs="Calibri" w:eastAsia="Calibri" w:hAnsi="Calibri"/>
+          <w:sz w:val="24"/>
+          <w:szCs w:val="24"/>
+        </w:rPr>
+      </w:pPr>
+      <w:r>
+        <w:rPr>
+          <w:rFonts w:ascii="Calibri" w:cs="Calibri" w:eastAsia="Calibri" w:hAnsi="Calibri"/>
+          <w:sz w:val="24"/>
+          <w:szCs w:val="24"/>
+          <w:rtl w:val="0"/>
+        </w:rPr>
+        <w:t xml:space="preserve">Look back at your scatterplots and notice that despite the increased appropriateness of the transformed model, the data still has some curvature. To deal with this stubborn curvature we will apply another transformation.</w:t>
+      </w:r>
+    </w:p>
+    <w:p>
+      <w:pPr>
         <w:rPr>
           <w:rFonts w:ascii="Calibri" w:cs="Calibri" w:eastAsia="Calibri" w:hAnsi="Calibri"/>
           <w:sz w:val="24"/>
@@ -506,76 +535,155 @@
           <w:rFonts w:ascii="Calibri" w:cs="Calibri" w:eastAsia="Calibri" w:hAnsi="Calibri"/>
           <w:sz w:val="24"/>
           <w:szCs w:val="24"/>
-        </w:rPr>
-      </w:pPr>
-      <w:r>
-        <w:rPr>
-          <w:rFonts w:ascii="Calibri" w:cs="Calibri" w:eastAsia="Calibri" w:hAnsi="Calibri"/>
-          <w:sz w:val="24"/>
-          <w:szCs w:val="24"/>
-          <w:rtl w:val="0"/>
-        </w:rPr>
-        <w:t xml:space="preserve">Interpret in context, the coefficient on the transformed distance term.</w:t>
-      </w:r>
-    </w:p>
-    <w:p>
-      <w:pPr>
-        <w:rPr>
-          <w:rFonts w:ascii="Calibri" w:cs="Calibri" w:eastAsia="Calibri" w:hAnsi="Calibri"/>
-          <w:sz w:val="24"/>
-          <w:szCs w:val="24"/>
-        </w:rPr>
-      </w:pPr>
-      <w:r>
-        <w:rPr>
-          <w:rtl w:val="0"/>
-        </w:rPr>
-      </w:r>
-    </w:p>
-    <w:p>
-      <w:pPr>
-        <w:rPr>
-          <w:rFonts w:ascii="Calibri" w:cs="Calibri" w:eastAsia="Calibri" w:hAnsi="Calibri"/>
-          <w:sz w:val="24"/>
-          <w:szCs w:val="24"/>
-        </w:rPr>
-      </w:pPr>
-      <w:r>
-        <w:rPr>
-          <w:rtl w:val="0"/>
-        </w:rPr>
-      </w:r>
-    </w:p>
-    <w:p>
-      <w:pPr>
-        <w:rPr>
-          <w:rFonts w:ascii="Calibri" w:cs="Calibri" w:eastAsia="Calibri" w:hAnsi="Calibri"/>
-          <w:sz w:val="24"/>
-          <w:szCs w:val="24"/>
-        </w:rPr>
-      </w:pPr>
-      <w:r>
-        <w:rPr>
-          <w:rtl w:val="0"/>
-        </w:rPr>
-      </w:r>
-    </w:p>
-    <w:p>
-      <w:pPr>
-        <w:rPr>
-          <w:rFonts w:ascii="Calibri" w:cs="Calibri" w:eastAsia="Calibri" w:hAnsi="Calibri"/>
-          <w:sz w:val="24"/>
-          <w:szCs w:val="24"/>
-        </w:rPr>
-      </w:pPr>
-      <w:r>
-        <w:rPr>
-          <w:rFonts w:ascii="Calibri" w:cs="Calibri" w:eastAsia="Calibri" w:hAnsi="Calibri"/>
-          <w:sz w:val="24"/>
-          <w:szCs w:val="24"/>
-          <w:rtl w:val="0"/>
-        </w:rPr>
-        <w:t xml:space="preserve">Look back at your scatterplots and notice that despite the increased appropriateness of the transformed model, the data still has some curvature. In the future, there may be another strategy to use with data like this that will result in a more accurate and appropriate model.</w:t>
+          <w:u w:val="none"/>
+        </w:rPr>
+      </w:pPr>
+      <w:r>
+        <w:rPr>
+          <w:rFonts w:ascii="Calibri" w:cs="Calibri" w:eastAsia="Calibri" w:hAnsi="Calibri"/>
+          <w:sz w:val="24"/>
+          <w:szCs w:val="24"/>
+          <w:rtl w:val="0"/>
+        </w:rPr>
+        <w:t xml:space="preserve">Apply an appropriate transformation to the Speed variable in the data.</w:t>
+      </w:r>
+    </w:p>
+    <w:p>
+      <w:pPr>
+        <w:numPr>
+          <w:ilvl w:val="0"/>
+          <w:numId w:val="1"/>
+        </w:numPr>
+        <w:ind w:left="720" w:hanging="360"/>
+        <w:rPr>
+          <w:rFonts w:ascii="Calibri" w:cs="Calibri" w:eastAsia="Calibri" w:hAnsi="Calibri"/>
+          <w:sz w:val="24"/>
+          <w:szCs w:val="24"/>
+          <w:u w:val="none"/>
+        </w:rPr>
+      </w:pPr>
+      <w:r>
+        <w:rPr>
+          <w:rFonts w:ascii="Calibri" w:cs="Calibri" w:eastAsia="Calibri" w:hAnsi="Calibri"/>
+          <w:sz w:val="24"/>
+          <w:szCs w:val="24"/>
+          <w:rtl w:val="0"/>
+        </w:rPr>
+        <w:t xml:space="preserve">Make a scatterplot showing this relationship.</w:t>
+      </w:r>
+    </w:p>
+    <w:p>
+      <w:pPr>
+        <w:numPr>
+          <w:ilvl w:val="0"/>
+          <w:numId w:val="1"/>
+        </w:numPr>
+        <w:ind w:left="720" w:hanging="360"/>
+        <w:rPr>
+          <w:rFonts w:ascii="Calibri" w:cs="Calibri" w:eastAsia="Calibri" w:hAnsi="Calibri"/>
+          <w:sz w:val="24"/>
+          <w:szCs w:val="24"/>
+          <w:u w:val="none"/>
+        </w:rPr>
+      </w:pPr>
+      <w:r>
+        <w:rPr>
+          <w:rFonts w:ascii="Calibri" w:cs="Calibri" w:eastAsia="Calibri" w:hAnsi="Calibri"/>
+          <w:sz w:val="24"/>
+          <w:szCs w:val="24"/>
+          <w:rtl w:val="0"/>
+        </w:rPr>
+        <w:t xml:space="preserve">Define a model using the transformed data and view a summary.</w:t>
+      </w:r>
+    </w:p>
+    <w:p>
+      <w:pPr>
+        <w:numPr>
+          <w:ilvl w:val="0"/>
+          <w:numId w:val="1"/>
+        </w:numPr>
+        <w:ind w:left="720" w:hanging="360"/>
+        <w:rPr>
+          <w:rFonts w:ascii="Calibri" w:cs="Calibri" w:eastAsia="Calibri" w:hAnsi="Calibri"/>
+          <w:sz w:val="24"/>
+          <w:szCs w:val="24"/>
+          <w:u w:val="none"/>
+        </w:rPr>
+      </w:pPr>
+      <w:r>
+        <w:rPr>
+          <w:rFonts w:ascii="Calibri" w:cs="Calibri" w:eastAsia="Calibri" w:hAnsi="Calibri"/>
+          <w:sz w:val="24"/>
+          <w:szCs w:val="24"/>
+          <w:rtl w:val="0"/>
+        </w:rPr>
+        <w:t xml:space="preserve">Which of the three models you defined do you prefer?</w:t>
+      </w:r>
+    </w:p>
+    <w:p>
+      <w:pPr>
+        <w:rPr>
+          <w:rFonts w:ascii="Calibri" w:cs="Calibri" w:eastAsia="Calibri" w:hAnsi="Calibri"/>
+          <w:sz w:val="24"/>
+          <w:szCs w:val="24"/>
+        </w:rPr>
+      </w:pPr>
+      <w:r>
+        <w:rPr>
+          <w:rtl w:val="0"/>
+        </w:rPr>
+      </w:r>
+    </w:p>
+    <w:p>
+      <w:pPr>
+        <w:rPr>
+          <w:rFonts w:ascii="Calibri" w:cs="Calibri" w:eastAsia="Calibri" w:hAnsi="Calibri"/>
+          <w:sz w:val="24"/>
+          <w:szCs w:val="24"/>
+        </w:rPr>
+      </w:pPr>
+      <w:r>
+        <w:rPr>
+          <w:rtl w:val="0"/>
+        </w:rPr>
+      </w:r>
+    </w:p>
+    <w:p>
+      <w:pPr>
+        <w:rPr>
+          <w:rFonts w:ascii="Calibri" w:cs="Calibri" w:eastAsia="Calibri" w:hAnsi="Calibri"/>
+          <w:sz w:val="24"/>
+          <w:szCs w:val="24"/>
+        </w:rPr>
+      </w:pPr>
+      <w:r>
+        <w:rPr>
+          <w:rtl w:val="0"/>
+        </w:rPr>
+      </w:r>
+    </w:p>
+    <w:p>
+      <w:pPr>
+        <w:numPr>
+          <w:ilvl w:val="0"/>
+          <w:numId w:val="1"/>
+        </w:numPr>
+        <w:ind w:left="720" w:hanging="360"/>
+        <w:rPr>
+          <w:rFonts w:ascii="Calibri" w:cs="Calibri" w:eastAsia="Calibri" w:hAnsi="Calibri"/>
+          <w:sz w:val="24"/>
+          <w:szCs w:val="24"/>
+          <w:u w:val="none"/>
+        </w:rPr>
+      </w:pPr>
+      <w:r>
+        <w:rPr>
+          <w:rFonts w:ascii="Calibri" w:cs="Calibri" w:eastAsia="Calibri" w:hAnsi="Calibri"/>
+          <w:sz w:val="24"/>
+          <w:szCs w:val="24"/>
+          <w:rtl w:val="0"/>
+        </w:rPr>
+        <w:t xml:space="preserve">Is there a downside to the model you prefer?</w:t>
       </w:r>
     </w:p>
     <w:sectPr>
